--- a/backend/outputs/50693929/50693929_EVENTO_FVC.docx
+++ b/backend/outputs/50693929/50693929_EVENTO_FVC.docx
@@ -177,7 +177,7 @@
                 <w:sz w:val="22"/>
                 <w:szCs w:val="22"/>
               </w:rPr>
-              <w:t xml:space="preserve">CURSO (CC)</w:t>
+              <w:t xml:space="preserve">CONTROL DE ARRANQUE, PARO Y EMERGENCIAS EN PLANTAS DE PROCESO Y SERVICIOS PRINCIPALES</w:t>
             </w:r>
           </w:p>
         </w:tc>
@@ -2350,7 +2350,7 @@
                 <w:b/>
                 <w:bCs/>
               </w:rPr>
-              <w:t xml:space="preserve">Ejecutivo</w:t>
+              <w:t xml:space="preserve">Pascual Angeles Ayala</w:t>
             </w:r>
           </w:p>
         </w:tc>
